--- a/отчёт/ОТЧЁТ-лабораторные-1-8.docx
+++ b/отчёт/ОТЧЁТ-лабораторные-1-8.docx
@@ -5301,6 +5301,120 @@
           <w:color w:val="595959"/>
         </w:rPr>
         <w:t xml:space="preserve">Рис. 18. Самопроверка сервера лабораторной №8: AJAX, Comet, SSE, JSONP, WebSocket</w:t>
+      </w:r>
+    </w:p>
+    <w:p>
+      <w:pPr>
+        <w:jc w:val="center"/>
+        <w:spacing w:before="120" w:after="60"/>
+      </w:pPr>
+      <w:r>
+        <w:drawing>
+          <wp:inline distT="0" distB="0" distL="0" distR="0">
+            <wp:extent cx="6120000" cy="5003100"/>
+            <wp:effectExtent l="0" t="0" r="0" b="0"/>
+            <wp:docPr id="19" name="Изображение 19" descr="site-progress.png"/>
+            <wp:cNvGraphicFramePr>
+              <a:graphicFrameLocks noChangeAspect="1"/>
+            </wp:cNvGraphicFramePr>
+            <a:graphic>
+              <a:graphicData uri="http://schemas.openxmlformats.org/drawingml/2006/picture">
+                <pic:pic>
+                  <pic:nvPicPr>
+                    <pic:cNvPr id="19" name="site-progress.png"/>
+                    <pic:cNvPicPr/>
+                  </pic:nvPicPr>
+                  <pic:blipFill>
+                    <a:blip r:embed="rIdImg19"/>
+                    <a:stretch>
+                      <a:fillRect/>
+                    </a:stretch>
+                  </pic:blipFill>
+                  <pic:spPr>
+                    <a:xfrm>
+                      <a:off x="0" y="0"/>
+                      <a:ext cx="6120000" cy="5003100"/>
+                    </a:xfrm>
+                    <a:prstGeom prst="rect">
+                      <a:avLst/>
+                    </a:prstGeom>
+                  </pic:spPr>
+                </pic:pic>
+              </a:graphicData>
+            </a:graphic>
+          </wp:inline>
+        </w:drawing>
+      </w:r>
+    </w:p>
+    <w:p>
+      <w:pPr>
+        <w:jc w:val="center"/>
+        <w:spacing w:after="200"/>
+      </w:pPr>
+      <w:r>
+        <w:rPr>
+          <w:i/>
+          <w:sz w:val="18"/>
+          <w:color w:val="595959"/>
+        </w:rPr>
+        <w:t xml:space="preserve">Рис. 19. Компонент ProgressBar: два экземпляра с разной скоростью, быстрый дошёл до 100% («Готово!» и кнопка «Заново»)</w:t>
+      </w:r>
+    </w:p>
+    <w:p>
+      <w:pPr>
+        <w:jc w:val="center"/>
+        <w:spacing w:before="120" w:after="60"/>
+      </w:pPr>
+      <w:r>
+        <w:drawing>
+          <wp:inline distT="0" distB="0" distL="0" distR="0">
+            <wp:extent cx="6120000" cy="5003100"/>
+            <wp:effectExtent l="0" t="0" r="0" b="0"/>
+            <wp:docPr id="20" name="Изображение 20" descr="laba8-ajax-page.png"/>
+            <wp:cNvGraphicFramePr>
+              <a:graphicFrameLocks noChangeAspect="1"/>
+            </wp:cNvGraphicFramePr>
+            <a:graphic>
+              <a:graphicData uri="http://schemas.openxmlformats.org/drawingml/2006/picture">
+                <pic:pic>
+                  <pic:nvPicPr>
+                    <pic:cNvPr id="20" name="laba8-ajax-page.png"/>
+                    <pic:cNvPicPr/>
+                  </pic:nvPicPr>
+                  <pic:blipFill>
+                    <a:blip r:embed="rIdImg20"/>
+                    <a:stretch>
+                      <a:fillRect/>
+                    </a:stretch>
+                  </pic:blipFill>
+                  <pic:spPr>
+                    <a:xfrm>
+                      <a:off x="0" y="0"/>
+                      <a:ext cx="6120000" cy="5003100"/>
+                    </a:xfrm>
+                    <a:prstGeom prst="rect">
+                      <a:avLst/>
+                    </a:prstGeom>
+                  </pic:spPr>
+                </pic:pic>
+              </a:graphicData>
+            </a:graphic>
+          </wp:inline>
+        </w:drawing>
+      </w:r>
+    </w:p>
+    <w:p>
+      <w:pPr>
+        <w:jc w:val="center"/>
+        <w:spacing w:after="200"/>
+      </w:pPr>
+      <w:r>
+        <w:rPr>
+          <w:i/>
+          <w:sz w:val="18"/>
+          <w:color w:val="595959"/>
+        </w:rPr>
+        <w:t xml:space="preserve">Рис. 20. Задание 2: страница AJAX с полем ввода, кнопкой и списком сообщений (обновление раз в 2 секунды)</w:t>
       </w:r>
     </w:p>
     <w:p>
